--- a/שני גולדוסר תכנון פרויקט.docx
+++ b/שני גולדוסר תכנון פרויקט.docx
@@ -847,8 +847,18 @@
           <w:sz w:val="18"/>
           <w:szCs w:val="18"/>
         </w:rPr>
-        <w:t xml:space="preserve"> erovYard</w:t>
-      </w:r>
+        <w:t xml:space="preserve"> </w:t>
+      </w:r>
+      <w:proofErr w:type="spellStart"/>
+      <w:r>
+        <w:rPr>
+          <w:rFonts w:asciiTheme="majorHAnsi" w:hAnsiTheme="majorHAnsi" w:cstheme="majorHAnsi"/>
+          <w:sz w:val="18"/>
+          <w:szCs w:val="18"/>
+        </w:rPr>
+        <w:t>erovYard</w:t>
+      </w:r>
+      <w:proofErr w:type="spellEnd"/>
       <w:r>
         <w:rPr>
           <w:rFonts w:asciiTheme="majorHAnsi" w:hAnsiTheme="majorHAnsi" w:cstheme="majorHAnsi"/>
@@ -941,6 +951,135 @@
           <w:rtl/>
         </w:rPr>
         <w:t>הודעה מיוחדת</w:t>
+      </w:r>
+    </w:p>
+    <w:p>
+      <w:pPr>
+        <w:spacing w:line="240" w:lineRule="auto"/>
+        <w:rPr>
+          <w:rFonts w:asciiTheme="majorHAnsi" w:hAnsiTheme="majorHAnsi" w:cstheme="majorHAnsi"/>
+          <w:sz w:val="18"/>
+          <w:szCs w:val="18"/>
+        </w:rPr>
+      </w:pPr>
+      <w:r>
+        <w:rPr>
+          <w:rFonts w:asciiTheme="majorHAnsi" w:hAnsiTheme="majorHAnsi" w:cstheme="majorHAnsi"/>
+          <w:sz w:val="18"/>
+          <w:szCs w:val="18"/>
+          <w:highlight w:val="yellow"/>
+        </w:rPr>
+        <w:t>c</w:t>
+      </w:r>
+      <w:r>
+        <w:rPr>
+          <w:rFonts w:asciiTheme="majorHAnsi" w:hAnsiTheme="majorHAnsi" w:cstheme="majorHAnsi"/>
+          <w:sz w:val="18"/>
+          <w:szCs w:val="18"/>
+          <w:highlight w:val="yellow"/>
+        </w:rPr>
+        <w:t>ity</w:t>
+      </w:r>
+      <w:r>
+        <w:rPr>
+          <w:rFonts w:asciiTheme="majorHAnsi" w:hAnsiTheme="majorHAnsi" w:cstheme="majorHAnsi"/>
+          <w:sz w:val="18"/>
+          <w:szCs w:val="18"/>
+          <w:highlight w:val="yellow"/>
+        </w:rPr>
+        <w:t xml:space="preserve"> </w:t>
+      </w:r>
+      <w:r>
+        <w:rPr>
+          <w:rFonts w:asciiTheme="majorHAnsi" w:hAnsiTheme="majorHAnsi" w:cstheme="majorHAnsi" w:hint="cs"/>
+          <w:sz w:val="18"/>
+          <w:szCs w:val="18"/>
+          <w:highlight w:val="yellow"/>
+          <w:rtl/>
+        </w:rPr>
+        <w:t xml:space="preserve"> </w:t>
+      </w:r>
+      <w:r>
+        <w:rPr>
+          <w:rFonts w:asciiTheme="majorHAnsi" w:hAnsiTheme="majorHAnsi" w:cstheme="majorHAnsi"/>
+          <w:sz w:val="18"/>
+          <w:szCs w:val="18"/>
+          <w:highlight w:val="yellow"/>
+        </w:rPr>
+        <w:t xml:space="preserve">location </w:t>
+      </w:r>
+      <w:r>
+        <w:rPr>
+          <w:rFonts w:asciiTheme="majorHAnsi" w:hAnsiTheme="majorHAnsi" w:cstheme="majorHAnsi" w:hint="cs"/>
+          <w:sz w:val="18"/>
+          <w:szCs w:val="18"/>
+          <w:highlight w:val="yellow"/>
+          <w:rtl/>
+        </w:rPr>
+        <w:t xml:space="preserve"> עיר</w:t>
+      </w:r>
+      <w:r>
+        <w:rPr>
+          <w:rFonts w:asciiTheme="majorHAnsi" w:hAnsiTheme="majorHAnsi" w:cstheme="majorHAnsi" w:hint="cs"/>
+          <w:sz w:val="18"/>
+          <w:szCs w:val="18"/>
+          <w:rtl/>
+        </w:rPr>
+        <w:t xml:space="preserve">  </w:t>
+      </w:r>
+    </w:p>
+    <w:p>
+      <w:pPr>
+        <w:spacing w:line="240" w:lineRule="auto"/>
+        <w:rPr>
+          <w:rFonts w:asciiTheme="majorHAnsi" w:hAnsiTheme="majorHAnsi" w:cstheme="majorHAnsi" w:hint="cs"/>
+          <w:sz w:val="18"/>
+          <w:szCs w:val="18"/>
+          <w:rtl/>
+        </w:rPr>
+      </w:pPr>
+      <w:r>
+        <w:rPr>
+          <w:rFonts w:asciiTheme="majorHAnsi" w:hAnsiTheme="majorHAnsi" w:cstheme="majorHAnsi"/>
+          <w:sz w:val="18"/>
+          <w:szCs w:val="18"/>
+        </w:rPr>
+        <w:t xml:space="preserve">Kind </w:t>
+      </w:r>
+      <w:r>
+        <w:rPr>
+          <w:rFonts w:asciiTheme="majorHAnsi" w:hAnsiTheme="majorHAnsi" w:cstheme="majorHAnsi" w:hint="cs"/>
+          <w:sz w:val="18"/>
+          <w:szCs w:val="18"/>
+          <w:rtl/>
+        </w:rPr>
+        <w:t xml:space="preserve"> </w:t>
+      </w:r>
+      <w:r>
+        <w:rPr>
+          <w:rFonts w:asciiTheme="majorHAnsi" w:hAnsiTheme="majorHAnsi" w:cstheme="majorHAnsi"/>
+          <w:sz w:val="18"/>
+          <w:szCs w:val="18"/>
+        </w:rPr>
+        <w:t xml:space="preserve">location </w:t>
+      </w:r>
+      <w:r>
+        <w:rPr>
+          <w:rFonts w:asciiTheme="majorHAnsi" w:hAnsiTheme="majorHAnsi" w:cstheme="majorHAnsi" w:hint="cs"/>
+          <w:sz w:val="18"/>
+          <w:szCs w:val="18"/>
+          <w:rtl/>
+        </w:rPr>
+        <w:t xml:space="preserve"> סוג (שכונה</w:t>
+      </w:r>
+      <w:r>
+        <w:rPr>
+          <w:rFonts w:asciiTheme="majorHAnsi" w:hAnsiTheme="majorHAnsi" w:cstheme="majorHAnsi" w:hint="cs"/>
+          <w:sz w:val="18"/>
+          <w:szCs w:val="18"/>
+          <w:rtl/>
+        </w:rPr>
+        <w:t>, מתחם נופש)</w:t>
       </w:r>
     </w:p>
     <w:p>
@@ -1002,8 +1141,18 @@
           <w:sz w:val="18"/>
           <w:szCs w:val="18"/>
         </w:rPr>
-        <w:t>https://erovin.co.il//erov</w:t>
-      </w:r>
+        <w:t>https://erovin.co.il//</w:t>
+      </w:r>
+      <w:proofErr w:type="spellStart"/>
+      <w:r>
+        <w:rPr>
+          <w:rFonts w:asciiTheme="majorHAnsi" w:hAnsiTheme="majorHAnsi" w:cstheme="majorHAnsi"/>
+          <w:sz w:val="18"/>
+          <w:szCs w:val="18"/>
+        </w:rPr>
+        <w:t>erov</w:t>
+      </w:r>
+      <w:proofErr w:type="spellEnd"/>
     </w:p>
     <w:p>
       <w:pPr>
@@ -1027,6 +1176,57 @@
           <w:sz w:val="18"/>
           <w:szCs w:val="18"/>
         </w:rPr>
+        <w:t>Get :</w:t>
+      </w:r>
+      <w:r>
+        <w:rPr>
+          <w:rFonts w:asciiTheme="majorHAnsi" w:hAnsiTheme="majorHAnsi" w:cstheme="majorHAnsi"/>
+          <w:sz w:val="18"/>
+          <w:szCs w:val="18"/>
+        </w:rPr>
+        <w:t>https://erovin.co.il//</w:t>
+      </w:r>
+      <w:proofErr w:type="spellStart"/>
+      <w:r>
+        <w:rPr>
+          <w:rFonts w:asciiTheme="majorHAnsi" w:hAnsiTheme="majorHAnsi" w:cstheme="majorHAnsi"/>
+          <w:sz w:val="18"/>
+          <w:szCs w:val="18"/>
+        </w:rPr>
+        <w:t>erov</w:t>
+      </w:r>
+      <w:proofErr w:type="spellEnd"/>
+      <w:r>
+        <w:rPr>
+          <w:rFonts w:asciiTheme="majorHAnsi" w:hAnsiTheme="majorHAnsi" w:cstheme="majorHAnsi"/>
+          <w:sz w:val="18"/>
+          <w:szCs w:val="18"/>
+        </w:rPr>
+        <w:t>/city/kind</w:t>
+      </w:r>
+    </w:p>
+    <w:p>
+      <w:pPr>
+        <w:shd w:val="clear" w:color="auto" w:fill="FFFFFF"/>
+        <w:bidi w:val="0"/>
+        <w:spacing w:before="240" w:after="240" w:line="240" w:lineRule="auto"/>
+        <w:jc w:val="right"/>
+        <w:outlineLvl w:val="3"/>
+        <w:rPr>
+          <w:rFonts w:asciiTheme="majorHAnsi" w:hAnsiTheme="majorHAnsi" w:cstheme="majorHAnsi"/>
+          <w:sz w:val="18"/>
+          <w:szCs w:val="18"/>
+        </w:rPr>
+      </w:pPr>
+      <w:r>
+        <w:rPr>
+          <w:rFonts w:asciiTheme="majorHAnsi" w:hAnsiTheme="majorHAnsi" w:cstheme="majorHAnsi"/>
+          <w:b/>
+          <w:bCs/>
+          <w:color w:val="990033"/>
+          <w:sz w:val="18"/>
+          <w:szCs w:val="18"/>
+        </w:rPr>
         <w:t>Get id :</w:t>
       </w:r>
       <w:r>
@@ -1035,7 +1235,25 @@
           <w:sz w:val="18"/>
           <w:szCs w:val="18"/>
         </w:rPr>
-        <w:t>https://erovin.co.il//erov/1</w:t>
+        <w:t>https://erovin.co.il//</w:t>
+      </w:r>
+      <w:proofErr w:type="spellStart"/>
+      <w:r>
+        <w:rPr>
+          <w:rFonts w:asciiTheme="majorHAnsi" w:hAnsiTheme="majorHAnsi" w:cstheme="majorHAnsi"/>
+          <w:sz w:val="18"/>
+          <w:szCs w:val="18"/>
+        </w:rPr>
+        <w:t>erov</w:t>
+      </w:r>
+      <w:proofErr w:type="spellEnd"/>
+      <w:r>
+        <w:rPr>
+          <w:rFonts w:asciiTheme="majorHAnsi" w:hAnsiTheme="majorHAnsi" w:cstheme="majorHAnsi"/>
+          <w:sz w:val="18"/>
+          <w:szCs w:val="18"/>
+        </w:rPr>
+        <w:t>/1</w:t>
       </w:r>
     </w:p>
     <w:p>
@@ -1131,6 +1349,7 @@
           <w:sz w:val="18"/>
           <w:szCs w:val="18"/>
         </w:rPr>
+        <w:lastRenderedPageBreak/>
         <w:t>Post:</w:t>
       </w:r>
       <w:r>
@@ -1151,6 +1370,9 @@
         <w:outlineLvl w:val="3"/>
         <w:rPr>
           <w:rFonts w:asciiTheme="majorHAnsi" w:hAnsiTheme="majorHAnsi" w:cstheme="majorHAnsi"/>
+          <w:b/>
+          <w:bCs/>
+          <w:color w:val="990033"/>
           <w:sz w:val="18"/>
           <w:szCs w:val="18"/>
         </w:rPr>
@@ -1195,48 +1417,23 @@
         <w:spacing w:line="240" w:lineRule="auto"/>
         <w:rPr>
           <w:rFonts w:asciiTheme="majorHAnsi" w:hAnsiTheme="majorHAnsi" w:cstheme="majorHAnsi"/>
-          <w:sz w:val="18"/>
-          <w:szCs w:val="18"/>
-          <w:rtl/>
-        </w:rPr>
-      </w:pPr>
-    </w:p>
-    <w:p>
-      <w:pPr>
-        <w:spacing w:line="240" w:lineRule="auto"/>
-        <w:rPr>
-          <w:rFonts w:asciiTheme="majorHAnsi" w:hAnsiTheme="majorHAnsi" w:cstheme="majorHAnsi"/>
-          <w:b/>
-          <w:bCs/>
-          <w:color w:val="990033"/>
-          <w:sz w:val="18"/>
-          <w:szCs w:val="18"/>
-          <w:rtl/>
-        </w:rPr>
-      </w:pPr>
-      <w:r>
-        <w:rPr>
-          <w:rFonts w:asciiTheme="majorHAnsi" w:hAnsiTheme="majorHAnsi" w:cstheme="majorHAnsi"/>
-          <w:b/>
-          <w:bCs/>
-          <w:color w:val="990033"/>
-          <w:sz w:val="18"/>
-          <w:szCs w:val="18"/>
-        </w:rPr>
-        <w:lastRenderedPageBreak/>
-        <w:t>City</w:t>
-      </w:r>
-      <w:r>
-        <w:rPr>
-          <w:rFonts w:asciiTheme="majorHAnsi" w:hAnsiTheme="majorHAnsi" w:cstheme="majorHAnsi" w:hint="cs"/>
-          <w:b/>
-          <w:bCs/>
-          <w:color w:val="990033"/>
-          <w:sz w:val="18"/>
-          <w:szCs w:val="18"/>
-          <w:rtl/>
-        </w:rPr>
-        <w:t xml:space="preserve"> עיר</w:t>
+          <w:b/>
+          <w:bCs/>
+          <w:color w:val="990033"/>
+          <w:sz w:val="18"/>
+          <w:szCs w:val="18"/>
+        </w:rPr>
+      </w:pPr>
+      <w:r>
+        <w:rPr>
+          <w:rFonts w:asciiTheme="majorHAnsi" w:hAnsiTheme="majorHAnsi" w:cstheme="majorHAnsi"/>
+          <w:b/>
+          <w:bCs/>
+          <w:color w:val="990033"/>
+          <w:sz w:val="18"/>
+          <w:szCs w:val="18"/>
+        </w:rPr>
+        <w:t xml:space="preserve">Location </w:t>
       </w:r>
     </w:p>
     <w:p>
@@ -1265,80 +1462,51 @@
           <w:rFonts w:asciiTheme="majorHAnsi" w:hAnsiTheme="majorHAnsi" w:cstheme="majorHAnsi"/>
           <w:sz w:val="18"/>
           <w:szCs w:val="18"/>
-          <w:rtl/>
-        </w:rPr>
-      </w:pPr>
-      <w:r>
-        <w:rPr>
-          <w:rFonts w:asciiTheme="majorHAnsi" w:hAnsiTheme="majorHAnsi" w:cstheme="majorHAnsi"/>
-          <w:sz w:val="18"/>
-          <w:szCs w:val="18"/>
-        </w:rPr>
-        <w:t>List1(complex,Erov)</w:t>
-      </w:r>
-      <w:r>
-        <w:rPr>
-          <w:rFonts w:asciiTheme="majorHAnsi" w:hAnsiTheme="majorHAnsi" w:cstheme="majorHAnsi"/>
-          <w:sz w:val="18"/>
-          <w:szCs w:val="18"/>
-          <w:rtl/>
-        </w:rPr>
-        <w:t xml:space="preserve"> מתחמי נופש</w:t>
-      </w:r>
-    </w:p>
-    <w:p>
-      <w:pPr>
-        <w:spacing w:line="240" w:lineRule="auto"/>
-        <w:rPr>
-          <w:rFonts w:asciiTheme="majorHAnsi" w:hAnsiTheme="majorHAnsi" w:cstheme="majorHAnsi"/>
-          <w:sz w:val="18"/>
-          <w:szCs w:val="18"/>
-        </w:rPr>
-      </w:pPr>
-      <w:r>
-        <w:rPr>
-          <w:rFonts w:asciiTheme="majorHAnsi" w:hAnsiTheme="majorHAnsi" w:cstheme="majorHAnsi"/>
-          <w:sz w:val="18"/>
-          <w:szCs w:val="18"/>
-        </w:rPr>
-        <w:t>List2(neighborhood,Erov)</w:t>
-      </w:r>
-      <w:r>
-        <w:rPr>
-          <w:rFonts w:asciiTheme="majorHAnsi" w:hAnsiTheme="majorHAnsi" w:cstheme="majorHAnsi"/>
-          <w:sz w:val="18"/>
-          <w:szCs w:val="18"/>
-          <w:rtl/>
-        </w:rPr>
-        <w:t xml:space="preserve"> שכונות</w:t>
-      </w:r>
-    </w:p>
-    <w:p>
-      <w:pPr>
-        <w:spacing w:line="240" w:lineRule="auto"/>
-        <w:rPr>
-          <w:rFonts w:asciiTheme="majorHAnsi" w:hAnsiTheme="majorHAnsi" w:cstheme="majorHAnsi"/>
-          <w:sz w:val="18"/>
-          <w:szCs w:val="18"/>
-          <w:rtl/>
-        </w:rPr>
-      </w:pPr>
-      <w:r>
-        <w:rPr>
-          <w:rFonts w:asciiTheme="majorHAnsi" w:hAnsiTheme="majorHAnsi" w:cstheme="majorHAnsi"/>
-          <w:sz w:val="18"/>
-          <w:szCs w:val="18"/>
-        </w:rPr>
-        <w:t xml:space="preserve">Area </w:t>
-      </w:r>
-      <w:r>
-        <w:rPr>
-          <w:rFonts w:asciiTheme="majorHAnsi" w:hAnsiTheme="majorHAnsi" w:cstheme="majorHAnsi"/>
-          <w:sz w:val="18"/>
-          <w:szCs w:val="18"/>
-          <w:rtl/>
-        </w:rPr>
-        <w:t xml:space="preserve"> אזור בארץ</w:t>
+        </w:rPr>
+      </w:pPr>
+      <w:r>
+        <w:rPr>
+          <w:rFonts w:asciiTheme="majorHAnsi" w:hAnsiTheme="majorHAnsi" w:cstheme="majorHAnsi"/>
+          <w:sz w:val="18"/>
+          <w:szCs w:val="18"/>
+        </w:rPr>
+        <w:t>Kind</w:t>
+      </w:r>
+    </w:p>
+    <w:p>
+      <w:pPr>
+        <w:spacing w:line="240" w:lineRule="auto"/>
+        <w:rPr>
+          <w:rFonts w:asciiTheme="majorHAnsi" w:hAnsiTheme="majorHAnsi" w:cstheme="majorHAnsi"/>
+          <w:sz w:val="18"/>
+          <w:szCs w:val="18"/>
+        </w:rPr>
+      </w:pPr>
+      <w:r>
+        <w:rPr>
+          <w:rFonts w:asciiTheme="majorHAnsi" w:hAnsiTheme="majorHAnsi" w:cstheme="majorHAnsi"/>
+          <w:sz w:val="18"/>
+          <w:szCs w:val="18"/>
+        </w:rPr>
+        <w:t>name</w:t>
+      </w:r>
+    </w:p>
+    <w:p>
+      <w:pPr>
+        <w:spacing w:line="240" w:lineRule="auto"/>
+        <w:rPr>
+          <w:rFonts w:asciiTheme="majorHAnsi" w:hAnsiTheme="majorHAnsi" w:cstheme="majorHAnsi"/>
+          <w:sz w:val="18"/>
+          <w:szCs w:val="18"/>
+        </w:rPr>
+      </w:pPr>
+      <w:r>
+        <w:rPr>
+          <w:rFonts w:asciiTheme="majorHAnsi" w:hAnsiTheme="majorHAnsi" w:cstheme="majorHAnsi"/>
+          <w:sz w:val="18"/>
+          <w:szCs w:val="18"/>
+        </w:rPr>
+        <w:t>area</w:t>
       </w:r>
     </w:p>
     <w:p>
@@ -1434,39 +1602,6 @@
           <w:szCs w:val="18"/>
         </w:rPr>
         <w:t>https://erovin.co.il//city/1</w:t>
-      </w:r>
-    </w:p>
-    <w:p>
-      <w:pPr>
-        <w:shd w:val="clear" w:color="auto" w:fill="FFFFFF"/>
-        <w:bidi w:val="0"/>
-        <w:spacing w:before="240" w:after="240" w:line="240" w:lineRule="auto"/>
-        <w:jc w:val="right"/>
-        <w:outlineLvl w:val="3"/>
-        <w:rPr>
-          <w:rFonts w:asciiTheme="majorHAnsi" w:hAnsiTheme="majorHAnsi" w:cstheme="majorHAnsi"/>
-          <w:sz w:val="18"/>
-          <w:szCs w:val="18"/>
-        </w:rPr>
-      </w:pPr>
-      <w:r>
-        <w:rPr>
-          <w:rFonts w:asciiTheme="majorHAnsi" w:hAnsiTheme="majorHAnsi" w:cstheme="majorHAnsi"/>
-          <w:b/>
-          <w:bCs/>
-          <w:color w:val="990033"/>
-          <w:sz w:val="18"/>
-          <w:szCs w:val="18"/>
-        </w:rPr>
-        <w:t>Get list :</w:t>
-      </w:r>
-      <w:r>
-        <w:rPr>
-          <w:rFonts w:asciiTheme="majorHAnsi" w:hAnsiTheme="majorHAnsi" w:cstheme="majorHAnsi"/>
-          <w:sz w:val="18"/>
-          <w:szCs w:val="18"/>
-        </w:rPr>
-        <w:t>https://erovin.co.il//city/1/list1</w:t>
       </w:r>
     </w:p>
     <w:p>
@@ -1587,7 +1722,7 @@
       <w:pPr>
         <w:spacing w:line="240" w:lineRule="auto"/>
         <w:rPr>
-          <w:rFonts w:asciiTheme="majorHAnsi" w:hAnsiTheme="majorHAnsi" w:cstheme="majorHAnsi" w:hint="cs"/>
+          <w:rFonts w:asciiTheme="majorHAnsi" w:hAnsiTheme="majorHAnsi" w:cstheme="majorHAnsi"/>
           <w:sz w:val="18"/>
           <w:szCs w:val="18"/>
           <w:rtl/>
@@ -1940,7 +2075,16 @@
           <w:sz w:val="18"/>
           <w:szCs w:val="18"/>
         </w:rPr>
-        <w:t>https://erovin.co.il//question/1/theAa</w:t>
+        <w:t>https://erovin.co.il//question/1/</w:t>
+      </w:r>
+      <w:proofErr w:type="spellStart"/>
+      <w:r>
+        <w:rPr>
+          <w:rFonts w:asciiTheme="majorHAnsi" w:hAnsiTheme="majorHAnsi" w:cstheme="majorHAnsi"/>
+          <w:sz w:val="18"/>
+          <w:szCs w:val="18"/>
+        </w:rPr>
+        <w:t>theAa</w:t>
       </w:r>
       <w:r>
         <w:rPr>
@@ -1951,6 +2095,7 @@
         <w:softHyphen/>
         <w:t>nswer</w:t>
       </w:r>
+      <w:proofErr w:type="spellEnd"/>
     </w:p>
     <w:p>
       <w:pPr>
@@ -2127,91 +2272,65 @@
           <w:sz w:val="18"/>
           <w:szCs w:val="18"/>
         </w:rPr>
-        <w:t>Course</w:t>
-      </w:r>
-      <w:r>
-        <w:rPr>
-          <w:rFonts w:asciiTheme="majorHAnsi" w:hAnsiTheme="majorHAnsi" w:cstheme="majorHAnsi"/>
-          <w:b/>
-          <w:bCs/>
-          <w:color w:val="990033"/>
-          <w:sz w:val="18"/>
-          <w:szCs w:val="18"/>
-          <w:rtl/>
-        </w:rPr>
-        <w:t xml:space="preserve"> קורס</w:t>
-      </w:r>
-    </w:p>
-    <w:p>
-      <w:pPr>
-        <w:spacing w:line="240" w:lineRule="auto"/>
-        <w:rPr>
-          <w:rFonts w:asciiTheme="majorHAnsi" w:hAnsiTheme="majorHAnsi" w:cstheme="majorHAnsi"/>
-          <w:sz w:val="18"/>
-          <w:szCs w:val="18"/>
-        </w:rPr>
-      </w:pPr>
-      <w:r>
-        <w:rPr>
-          <w:rFonts w:asciiTheme="majorHAnsi" w:hAnsiTheme="majorHAnsi" w:cstheme="majorHAnsi"/>
-          <w:sz w:val="18"/>
-          <w:szCs w:val="18"/>
-        </w:rPr>
-        <w:t xml:space="preserve">Id </w:t>
-      </w:r>
-    </w:p>
-    <w:p>
-      <w:pPr>
-        <w:spacing w:line="240" w:lineRule="auto"/>
-        <w:rPr>
-          <w:rFonts w:asciiTheme="majorHAnsi" w:hAnsiTheme="majorHAnsi" w:cstheme="majorHAnsi"/>
-          <w:sz w:val="18"/>
-          <w:szCs w:val="18"/>
-        </w:rPr>
-      </w:pPr>
-      <w:r>
-        <w:rPr>
-          <w:rFonts w:asciiTheme="majorHAnsi" w:hAnsiTheme="majorHAnsi" w:cstheme="majorHAnsi"/>
-          <w:sz w:val="18"/>
-          <w:szCs w:val="18"/>
-        </w:rPr>
-        <w:t>Subject</w:t>
-      </w:r>
-      <w:r>
-        <w:rPr>
-          <w:rFonts w:asciiTheme="majorHAnsi" w:hAnsiTheme="majorHAnsi" w:cstheme="majorHAnsi"/>
-          <w:sz w:val="18"/>
-          <w:szCs w:val="18"/>
-          <w:rtl/>
-        </w:rPr>
-        <w:t xml:space="preserve"> נושא</w:t>
-      </w:r>
-    </w:p>
-    <w:p>
-      <w:pPr>
-        <w:spacing w:line="240" w:lineRule="auto"/>
-        <w:rPr>
-          <w:rFonts w:asciiTheme="majorHAnsi" w:hAnsiTheme="majorHAnsi" w:cstheme="majorHAnsi"/>
-          <w:sz w:val="18"/>
-          <w:szCs w:val="18"/>
-        </w:rPr>
-      </w:pPr>
-      <w:r>
-        <w:rPr>
-          <w:rFonts w:asciiTheme="majorHAnsi" w:hAnsiTheme="majorHAnsi" w:cstheme="majorHAnsi"/>
-          <w:sz w:val="18"/>
-          <w:szCs w:val="18"/>
-        </w:rPr>
-        <w:t>Location</w:t>
-      </w:r>
-      <w:r>
-        <w:rPr>
-          <w:rFonts w:asciiTheme="majorHAnsi" w:hAnsiTheme="majorHAnsi" w:cstheme="majorHAnsi"/>
-          <w:sz w:val="18"/>
-          <w:szCs w:val="18"/>
-          <w:rtl/>
-        </w:rPr>
-        <w:t xml:space="preserve"> מיקום</w:t>
+        <w:t xml:space="preserve">Contributions </w:t>
+      </w:r>
+      <w:r>
+        <w:rPr>
+          <w:rFonts w:asciiTheme="majorHAnsi" w:hAnsiTheme="majorHAnsi" w:cstheme="majorHAnsi"/>
+          <w:b/>
+          <w:bCs/>
+          <w:color w:val="990033"/>
+          <w:sz w:val="18"/>
+          <w:szCs w:val="18"/>
+          <w:rtl/>
+        </w:rPr>
+        <w:t xml:space="preserve"> תרומה</w:t>
+      </w:r>
+    </w:p>
+    <w:p>
+      <w:pPr>
+        <w:spacing w:line="240" w:lineRule="auto"/>
+        <w:rPr>
+          <w:rFonts w:asciiTheme="majorHAnsi" w:hAnsiTheme="majorHAnsi" w:cstheme="majorHAnsi"/>
+          <w:sz w:val="18"/>
+          <w:szCs w:val="18"/>
+          <w:rtl/>
+        </w:rPr>
+      </w:pPr>
+      <w:r>
+        <w:rPr>
+          <w:rFonts w:asciiTheme="majorHAnsi" w:hAnsiTheme="majorHAnsi" w:cstheme="majorHAnsi"/>
+          <w:sz w:val="18"/>
+          <w:szCs w:val="18"/>
+        </w:rPr>
+        <w:t>Id</w:t>
+      </w:r>
+    </w:p>
+    <w:p>
+      <w:pPr>
+        <w:spacing w:line="240" w:lineRule="auto"/>
+        <w:rPr>
+          <w:rFonts w:asciiTheme="majorHAnsi" w:hAnsiTheme="majorHAnsi" w:cstheme="majorHAnsi"/>
+          <w:sz w:val="18"/>
+          <w:szCs w:val="18"/>
+        </w:rPr>
+      </w:pPr>
+      <w:r>
+        <w:rPr>
+          <w:rFonts w:asciiTheme="majorHAnsi" w:hAnsiTheme="majorHAnsi" w:cstheme="majorHAnsi"/>
+          <w:sz w:val="18"/>
+          <w:szCs w:val="18"/>
+        </w:rPr>
+        <w:t>Sum</w:t>
+      </w:r>
+      <w:r>
+        <w:rPr>
+          <w:rFonts w:asciiTheme="majorHAnsi" w:hAnsiTheme="majorHAnsi" w:cstheme="majorHAnsi"/>
+          <w:sz w:val="18"/>
+          <w:szCs w:val="18"/>
+          <w:rtl/>
+        </w:rPr>
+        <w:t xml:space="preserve"> סכום</w:t>
       </w:r>
     </w:p>
     <w:p>
@@ -2231,7 +2350,23 @@
           <w:szCs w:val="18"/>
         </w:rPr>
         <w:lastRenderedPageBreak/>
-        <w:t>Kind</w:t>
+        <w:t>De</w:t>
+      </w:r>
+      <w:r>
+        <w:rPr>
+          <w:rFonts w:asciiTheme="majorHAnsi" w:hAnsiTheme="majorHAnsi" w:cstheme="majorHAnsi"/>
+          <w:sz w:val="18"/>
+          <w:szCs w:val="18"/>
+        </w:rPr>
+        <w:t>t</w:t>
+      </w:r>
+      <w:r>
+        <w:rPr>
+          <w:rFonts w:asciiTheme="majorHAnsi" w:hAnsiTheme="majorHAnsi" w:cstheme="majorHAnsi"/>
+          <w:sz w:val="18"/>
+          <w:szCs w:val="18"/>
+        </w:rPr>
+        <w:t>ails</w:t>
       </w:r>
       <w:r>
         <w:rPr>
@@ -2247,114 +2382,61 @@
           <w:sz w:val="18"/>
           <w:szCs w:val="18"/>
         </w:rPr>
-        <w:t>(fu</w:t>
-      </w:r>
-      <w:r>
-        <w:rPr>
-          <w:rFonts w:asciiTheme="majorHAnsi" w:hAnsiTheme="majorHAnsi" w:cstheme="majorHAnsi"/>
-          <w:sz w:val="18"/>
-          <w:szCs w:val="18"/>
-        </w:rPr>
-        <w:t>ll,single…)</w:t>
-      </w:r>
-      <w:r>
-        <w:rPr>
-          <w:rFonts w:asciiTheme="majorHAnsi" w:hAnsiTheme="majorHAnsi" w:cstheme="majorHAnsi"/>
-          <w:sz w:val="18"/>
-          <w:szCs w:val="18"/>
-          <w:rtl/>
-        </w:rPr>
-        <w:t xml:space="preserve"> סוג הקורס</w:t>
-      </w:r>
-    </w:p>
-    <w:p>
-      <w:pPr>
-        <w:spacing w:line="240" w:lineRule="auto"/>
-        <w:rPr>
-          <w:rFonts w:asciiTheme="majorHAnsi" w:hAnsiTheme="majorHAnsi" w:cstheme="majorHAnsi"/>
-          <w:sz w:val="18"/>
-          <w:szCs w:val="18"/>
-        </w:rPr>
-      </w:pPr>
-      <w:r>
-        <w:rPr>
-          <w:rFonts w:asciiTheme="majorHAnsi" w:hAnsiTheme="majorHAnsi" w:cstheme="majorHAnsi"/>
-          <w:sz w:val="18"/>
-          <w:szCs w:val="18"/>
-        </w:rPr>
-        <w:t>Rav (user)</w:t>
-      </w:r>
-      <w:r>
-        <w:rPr>
-          <w:rFonts w:asciiTheme="majorHAnsi" w:hAnsiTheme="majorHAnsi" w:cstheme="majorHAnsi"/>
-          <w:sz w:val="18"/>
-          <w:szCs w:val="18"/>
-          <w:rtl/>
-        </w:rPr>
-        <w:t xml:space="preserve"> הרב שמוסר</w:t>
-      </w:r>
-    </w:p>
-    <w:p>
-      <w:pPr>
-        <w:spacing w:line="240" w:lineRule="auto"/>
-        <w:rPr>
-          <w:rFonts w:asciiTheme="majorHAnsi" w:hAnsiTheme="majorHAnsi" w:cstheme="majorHAnsi"/>
-          <w:sz w:val="18"/>
-          <w:szCs w:val="18"/>
-          <w:rtl/>
-        </w:rPr>
-      </w:pPr>
-      <w:r>
-        <w:rPr>
-          <w:rFonts w:asciiTheme="majorHAnsi" w:hAnsiTheme="majorHAnsi" w:cstheme="majorHAnsi"/>
-          <w:sz w:val="18"/>
-          <w:szCs w:val="18"/>
-        </w:rPr>
-        <w:t>L</w:t>
-      </w:r>
-      <w:r>
-        <w:rPr>
-          <w:rFonts w:asciiTheme="majorHAnsi" w:hAnsiTheme="majorHAnsi" w:cstheme="majorHAnsi"/>
-          <w:sz w:val="18"/>
-          <w:szCs w:val="18"/>
-        </w:rPr>
-        <w:t>ist</w:t>
-      </w:r>
-      <w:r>
-        <w:rPr>
-          <w:rFonts w:asciiTheme="majorHAnsi" w:hAnsiTheme="majorHAnsi" w:cstheme="majorHAnsi"/>
-          <w:sz w:val="18"/>
-          <w:szCs w:val="18"/>
-        </w:rPr>
-        <w:t>ening(list of users)</w:t>
-      </w:r>
-      <w:r>
-        <w:rPr>
-          <w:rFonts w:asciiTheme="majorHAnsi" w:hAnsiTheme="majorHAnsi" w:cstheme="majorHAnsi"/>
-          <w:sz w:val="18"/>
-          <w:szCs w:val="18"/>
-          <w:rtl/>
-        </w:rPr>
-        <w:t xml:space="preserve"> המשתתפים</w:t>
-      </w:r>
-    </w:p>
-    <w:p>
-      <w:pPr>
-        <w:spacing w:line="240" w:lineRule="auto"/>
-        <w:rPr>
-          <w:rFonts w:asciiTheme="majorHAnsi" w:hAnsiTheme="majorHAnsi" w:cstheme="majorHAnsi"/>
-          <w:sz w:val="18"/>
-          <w:szCs w:val="18"/>
-          <w:rtl/>
-        </w:rPr>
-      </w:pPr>
-      <w:r>
-        <w:rPr>
-          <w:rFonts w:asciiTheme="majorHAnsi" w:hAnsiTheme="majorHAnsi" w:cstheme="majorHAnsi"/>
-          <w:sz w:val="18"/>
-          <w:szCs w:val="18"/>
-        </w:rPr>
-        <w:t>Date &amp; hour</w:t>
+        <w:t>(</w:t>
+      </w:r>
+      <w:proofErr w:type="spellStart"/>
+      <w:r>
+        <w:rPr>
+          <w:rFonts w:asciiTheme="majorHAnsi" w:hAnsiTheme="majorHAnsi" w:cstheme="majorHAnsi"/>
+          <w:sz w:val="18"/>
+          <w:szCs w:val="18"/>
+        </w:rPr>
+        <w:t>cash,visa</w:t>
+      </w:r>
+      <w:proofErr w:type="spellEnd"/>
+      <w:r>
+        <w:rPr>
+          <w:rFonts w:asciiTheme="majorHAnsi" w:hAnsiTheme="majorHAnsi" w:cstheme="majorHAnsi"/>
+          <w:sz w:val="18"/>
+          <w:szCs w:val="18"/>
+        </w:rPr>
+        <w:t>)</w:t>
+      </w:r>
+      <w:r>
+        <w:rPr>
+          <w:rFonts w:asciiTheme="majorHAnsi" w:hAnsiTheme="majorHAnsi" w:cstheme="majorHAnsi"/>
+          <w:sz w:val="18"/>
+          <w:szCs w:val="18"/>
+          <w:rtl/>
+        </w:rPr>
+        <w:t xml:space="preserve"> פרטי התרומה</w:t>
+      </w:r>
+      <w:r>
+        <w:rPr>
+          <w:rFonts w:asciiTheme="majorHAnsi" w:hAnsiTheme="majorHAnsi" w:cstheme="majorHAnsi"/>
+          <w:sz w:val="18"/>
+          <w:szCs w:val="18"/>
+          <w:rtl/>
+        </w:rPr>
+        <w:t xml:space="preserve"> </w:t>
+      </w:r>
+    </w:p>
+    <w:p>
+      <w:pPr>
+        <w:spacing w:line="240" w:lineRule="auto"/>
+        <w:rPr>
+          <w:rFonts w:asciiTheme="majorHAnsi" w:hAnsiTheme="majorHAnsi" w:cstheme="majorHAnsi"/>
+          <w:sz w:val="18"/>
+          <w:szCs w:val="18"/>
+        </w:rPr>
+      </w:pPr>
+      <w:r>
+        <w:rPr>
+          <w:rFonts w:asciiTheme="majorHAnsi" w:hAnsiTheme="majorHAnsi" w:cstheme="majorHAnsi"/>
+          <w:sz w:val="18"/>
+          <w:szCs w:val="18"/>
+        </w:rPr>
+        <w:t>Date &amp;hour</w:t>
       </w:r>
       <w:r>
         <w:rPr>
@@ -2364,6 +2446,131 @@
           <w:rtl/>
         </w:rPr>
         <w:t xml:space="preserve"> תאריך ושעה</w:t>
+      </w:r>
+    </w:p>
+    <w:p>
+      <w:pPr>
+        <w:spacing w:line="240" w:lineRule="auto"/>
+        <w:rPr>
+          <w:rFonts w:asciiTheme="majorHAnsi" w:hAnsiTheme="majorHAnsi" w:cstheme="majorHAnsi"/>
+          <w:sz w:val="18"/>
+          <w:szCs w:val="18"/>
+          <w:rtl/>
+        </w:rPr>
+      </w:pPr>
+      <w:r>
+        <w:rPr>
+          <w:rFonts w:asciiTheme="majorHAnsi" w:hAnsiTheme="majorHAnsi" w:cstheme="majorHAnsi"/>
+          <w:sz w:val="18"/>
+          <w:szCs w:val="18"/>
+        </w:rPr>
+        <w:t>D</w:t>
+      </w:r>
+      <w:r>
+        <w:rPr>
+          <w:rFonts w:asciiTheme="majorHAnsi" w:hAnsiTheme="majorHAnsi" w:cstheme="majorHAnsi"/>
+          <w:sz w:val="18"/>
+          <w:szCs w:val="18"/>
+        </w:rPr>
+        <w:t>onor</w:t>
+      </w:r>
+      <w:r>
+        <w:rPr>
+          <w:rFonts w:asciiTheme="majorHAnsi" w:hAnsiTheme="majorHAnsi" w:cstheme="majorHAnsi"/>
+          <w:sz w:val="18"/>
+          <w:szCs w:val="18"/>
+        </w:rPr>
+        <w:t>(user)</w:t>
+      </w:r>
+      <w:r>
+        <w:rPr>
+          <w:rFonts w:asciiTheme="majorHAnsi" w:hAnsiTheme="majorHAnsi" w:cstheme="majorHAnsi"/>
+          <w:sz w:val="18"/>
+          <w:szCs w:val="18"/>
+          <w:rtl/>
+        </w:rPr>
+        <w:t xml:space="preserve"> התורם</w:t>
+      </w:r>
+    </w:p>
+    <w:p>
+      <w:pPr>
+        <w:spacing w:line="240" w:lineRule="auto"/>
+        <w:rPr>
+          <w:rFonts w:asciiTheme="majorHAnsi" w:hAnsiTheme="majorHAnsi" w:cstheme="majorHAnsi"/>
+          <w:sz w:val="18"/>
+          <w:szCs w:val="18"/>
+          <w:rtl/>
+        </w:rPr>
+      </w:pPr>
+      <w:r>
+        <w:rPr>
+          <w:rFonts w:asciiTheme="majorHAnsi" w:hAnsiTheme="majorHAnsi" w:cstheme="majorHAnsi"/>
+          <w:sz w:val="18"/>
+          <w:szCs w:val="18"/>
+        </w:rPr>
+        <w:t>N</w:t>
+      </w:r>
+      <w:r>
+        <w:rPr>
+          <w:rFonts w:asciiTheme="majorHAnsi" w:hAnsiTheme="majorHAnsi" w:cstheme="majorHAnsi"/>
+          <w:sz w:val="18"/>
+          <w:szCs w:val="18"/>
+        </w:rPr>
+        <w:t>ame</w:t>
+      </w:r>
+      <w:r>
+        <w:rPr>
+          <w:rFonts w:asciiTheme="majorHAnsi" w:hAnsiTheme="majorHAnsi" w:cstheme="majorHAnsi"/>
+          <w:sz w:val="18"/>
+          <w:szCs w:val="18"/>
+        </w:rPr>
+        <w:t xml:space="preserve"> for praying</w:t>
+      </w:r>
+      <w:r>
+        <w:rPr>
+          <w:rFonts w:asciiTheme="majorHAnsi" w:hAnsiTheme="majorHAnsi" w:cstheme="majorHAnsi"/>
+          <w:sz w:val="18"/>
+          <w:szCs w:val="18"/>
+          <w:rtl/>
+        </w:rPr>
+        <w:t xml:space="preserve"> שם לתפילה</w:t>
+      </w:r>
+    </w:p>
+    <w:p>
+      <w:pPr>
+        <w:spacing w:line="240" w:lineRule="auto"/>
+        <w:rPr>
+          <w:rFonts w:asciiTheme="majorHAnsi" w:hAnsiTheme="majorHAnsi" w:cstheme="majorHAnsi"/>
+          <w:sz w:val="18"/>
+          <w:szCs w:val="18"/>
+          <w:rtl/>
+        </w:rPr>
+      </w:pPr>
+      <w:r>
+        <w:rPr>
+          <w:rFonts w:asciiTheme="majorHAnsi" w:hAnsiTheme="majorHAnsi" w:cstheme="majorHAnsi"/>
+          <w:sz w:val="18"/>
+          <w:szCs w:val="18"/>
+          <w:rtl/>
+        </w:rPr>
+        <w:t xml:space="preserve"> </w:t>
+      </w:r>
+      <w:r>
+        <w:rPr>
+          <w:rFonts w:asciiTheme="majorHAnsi" w:hAnsiTheme="majorHAnsi" w:cstheme="majorHAnsi"/>
+          <w:sz w:val="18"/>
+          <w:szCs w:val="18"/>
+        </w:rPr>
+        <w:t xml:space="preserve"> Way contributing</w:t>
+      </w:r>
+      <w:r>
+        <w:rPr>
+          <w:rFonts w:asciiTheme="majorHAnsi" w:hAnsiTheme="majorHAnsi" w:cstheme="majorHAnsi"/>
+          <w:sz w:val="18"/>
+          <w:szCs w:val="18"/>
+          <w:rtl/>
+        </w:rPr>
+        <w:t>איך תרם(נדרים פלוס ,טלפוני )</w:t>
       </w:r>
     </w:p>
     <w:p>
@@ -2425,7 +2632,15 @@
           <w:sz w:val="18"/>
           <w:szCs w:val="18"/>
         </w:rPr>
-        <w:t>https://erovin.co.il//course</w:t>
+        <w:t>https://erovin.co.il//</w:t>
+      </w:r>
+      <w:r>
+        <w:rPr>
+          <w:rFonts w:asciiTheme="majorHAnsi" w:hAnsiTheme="majorHAnsi" w:cstheme="majorHAnsi"/>
+          <w:sz w:val="18"/>
+          <w:szCs w:val="18"/>
+        </w:rPr>
+        <w:t xml:space="preserve">contribution </w:t>
       </w:r>
     </w:p>
     <w:p>
@@ -2458,7 +2673,23 @@
           <w:sz w:val="18"/>
           <w:szCs w:val="18"/>
         </w:rPr>
-        <w:t>https://erovin.co.il//course/1</w:t>
+        <w:t>https://erovin.co.il//</w:t>
+      </w:r>
+      <w:r>
+        <w:rPr>
+          <w:rFonts w:asciiTheme="majorHAnsi" w:hAnsiTheme="majorHAnsi" w:cstheme="majorHAnsi"/>
+          <w:sz w:val="18"/>
+          <w:szCs w:val="18"/>
+        </w:rPr>
+        <w:t xml:space="preserve">contribution </w:t>
+      </w:r>
+      <w:r>
+        <w:rPr>
+          <w:rFonts w:asciiTheme="majorHAnsi" w:hAnsiTheme="majorHAnsi" w:cstheme="majorHAnsi"/>
+          <w:sz w:val="18"/>
+          <w:szCs w:val="18"/>
+        </w:rPr>
+        <w:t>/1</w:t>
       </w:r>
     </w:p>
     <w:p>
@@ -2483,21 +2714,48 @@
           <w:sz w:val="18"/>
           <w:szCs w:val="18"/>
         </w:rPr>
-        <w:t xml:space="preserve">Put: </w:t>
-      </w:r>
-      <w:hyperlink r:id="rId10" w:history="1">
-        <w:r>
-          <w:rPr>
-            <w:rStyle w:val="Hyperlink"/>
-            <w:rFonts w:asciiTheme="majorHAnsi" w:hAnsiTheme="majorHAnsi" w:cstheme="majorHAnsi"/>
-            <w:color w:val="auto"/>
-            <w:sz w:val="18"/>
-            <w:szCs w:val="18"/>
-            <w:u w:val="none"/>
-          </w:rPr>
-          <w:t>https://erovin.co.il//course/1</w:t>
-        </w:r>
-      </w:hyperlink>
+        <w:t>Get</w:t>
+      </w:r>
+      <w:r>
+        <w:rPr>
+          <w:rFonts w:asciiTheme="majorHAnsi" w:hAnsiTheme="majorHAnsi" w:cstheme="majorHAnsi"/>
+          <w:b/>
+          <w:bCs/>
+          <w:color w:val="990033"/>
+          <w:sz w:val="18"/>
+          <w:szCs w:val="18"/>
+        </w:rPr>
+        <w:t xml:space="preserve"> name for praying</w:t>
+      </w:r>
+      <w:r>
+        <w:rPr>
+          <w:rFonts w:asciiTheme="majorHAnsi" w:hAnsiTheme="majorHAnsi" w:cstheme="majorHAnsi"/>
+          <w:b/>
+          <w:bCs/>
+          <w:color w:val="990033"/>
+          <w:sz w:val="18"/>
+          <w:szCs w:val="18"/>
+        </w:rPr>
+        <w:t xml:space="preserve"> :</w:t>
+      </w:r>
+      <w:r>
+        <w:rPr>
+          <w:rFonts w:asciiTheme="majorHAnsi" w:hAnsiTheme="majorHAnsi" w:cstheme="majorHAnsi"/>
+          <w:sz w:val="18"/>
+          <w:szCs w:val="18"/>
+        </w:rPr>
+        <w:t>https://erovin.co.il//contribution /1/</w:t>
+      </w:r>
+      <w:proofErr w:type="spellStart"/>
+      <w:r>
+        <w:rPr>
+          <w:rFonts w:asciiTheme="majorHAnsi" w:hAnsiTheme="majorHAnsi" w:cstheme="majorHAnsi"/>
+          <w:sz w:val="18"/>
+          <w:szCs w:val="18"/>
+        </w:rPr>
+        <w:t>NameForPraying</w:t>
+      </w:r>
+      <w:proofErr w:type="spellEnd"/>
     </w:p>
     <w:p>
       <w:pPr>
@@ -2521,642 +2779,9 @@
           <w:sz w:val="18"/>
           <w:szCs w:val="18"/>
         </w:rPr>
-        <w:t>Put</w:t>
-      </w:r>
-      <w:r>
-        <w:rPr>
-          <w:rFonts w:asciiTheme="majorHAnsi" w:hAnsiTheme="majorHAnsi" w:cstheme="majorHAnsi"/>
-          <w:b/>
-          <w:bCs/>
-          <w:color w:val="990033"/>
-          <w:sz w:val="18"/>
-          <w:szCs w:val="18"/>
-        </w:rPr>
-        <w:t xml:space="preserve"> listening</w:t>
-      </w:r>
-      <w:r>
-        <w:rPr>
-          <w:rFonts w:asciiTheme="majorHAnsi" w:hAnsiTheme="majorHAnsi" w:cstheme="majorHAnsi"/>
-          <w:b/>
-          <w:bCs/>
-          <w:color w:val="990033"/>
-          <w:sz w:val="18"/>
-          <w:szCs w:val="18"/>
-        </w:rPr>
-        <w:t xml:space="preserve">: </w:t>
-      </w:r>
-      <w:r>
-        <w:rPr>
-          <w:rFonts w:asciiTheme="majorHAnsi" w:hAnsiTheme="majorHAnsi" w:cstheme="majorHAnsi"/>
-          <w:sz w:val="18"/>
-          <w:szCs w:val="18"/>
-        </w:rPr>
-        <w:t>https://erovin.co.il//course/1/listening</w:t>
-      </w:r>
-    </w:p>
-    <w:p>
-      <w:pPr>
-        <w:shd w:val="clear" w:color="auto" w:fill="FFFFFF"/>
-        <w:bidi w:val="0"/>
-        <w:spacing w:before="240" w:after="240" w:line="240" w:lineRule="auto"/>
-        <w:jc w:val="right"/>
-        <w:outlineLvl w:val="3"/>
-        <w:rPr>
-          <w:rFonts w:asciiTheme="majorHAnsi" w:hAnsiTheme="majorHAnsi" w:cstheme="majorHAnsi"/>
-          <w:sz w:val="18"/>
-          <w:szCs w:val="18"/>
-        </w:rPr>
-      </w:pPr>
-      <w:r>
-        <w:rPr>
-          <w:rFonts w:asciiTheme="majorHAnsi" w:hAnsiTheme="majorHAnsi" w:cstheme="majorHAnsi"/>
-          <w:b/>
-          <w:bCs/>
-          <w:color w:val="990033"/>
-          <w:sz w:val="18"/>
-          <w:szCs w:val="18"/>
-        </w:rPr>
-        <w:t>Post:</w:t>
-      </w:r>
-      <w:r>
-        <w:rPr>
-          <w:rFonts w:asciiTheme="majorHAnsi" w:hAnsiTheme="majorHAnsi" w:cstheme="majorHAnsi"/>
-          <w:sz w:val="18"/>
-          <w:szCs w:val="18"/>
-        </w:rPr>
-        <w:t xml:space="preserve"> https://erovin.co.il//course</w:t>
-      </w:r>
-    </w:p>
-    <w:p>
-      <w:pPr>
-        <w:shd w:val="clear" w:color="auto" w:fill="FFFFFF"/>
-        <w:bidi w:val="0"/>
-        <w:spacing w:before="240" w:after="240" w:line="240" w:lineRule="auto"/>
-        <w:jc w:val="right"/>
-        <w:outlineLvl w:val="3"/>
-        <w:rPr>
-          <w:rFonts w:asciiTheme="majorHAnsi" w:hAnsiTheme="majorHAnsi" w:cstheme="majorHAnsi"/>
-          <w:sz w:val="18"/>
-          <w:szCs w:val="18"/>
-        </w:rPr>
-      </w:pPr>
-      <w:r>
-        <w:rPr>
-          <w:rFonts w:asciiTheme="majorHAnsi" w:hAnsiTheme="majorHAnsi" w:cstheme="majorHAnsi"/>
-          <w:b/>
-          <w:bCs/>
-          <w:color w:val="990033"/>
-          <w:sz w:val="18"/>
-          <w:szCs w:val="18"/>
-        </w:rPr>
-        <w:t xml:space="preserve">Delete </w:t>
-      </w:r>
-      <w:r>
-        <w:rPr>
-          <w:rFonts w:asciiTheme="majorHAnsi" w:hAnsiTheme="majorHAnsi" w:cstheme="majorHAnsi"/>
-          <w:b/>
-          <w:bCs/>
-          <w:sz w:val="18"/>
-          <w:szCs w:val="18"/>
-        </w:rPr>
-        <w:t>:</w:t>
-      </w:r>
-      <w:hyperlink r:id="rId11" w:history="1">
-        <w:r>
-          <w:rPr>
-            <w:rStyle w:val="Hyperlink"/>
-            <w:rFonts w:asciiTheme="majorHAnsi" w:hAnsiTheme="majorHAnsi" w:cstheme="majorHAnsi"/>
-            <w:color w:val="auto"/>
-            <w:sz w:val="18"/>
-            <w:szCs w:val="18"/>
-            <w:u w:val="none"/>
-          </w:rPr>
-          <w:t>https://erovin.co.il//course /1</w:t>
-        </w:r>
-      </w:hyperlink>
-    </w:p>
-    <w:p>
-      <w:pPr>
-        <w:spacing w:line="240" w:lineRule="auto"/>
-        <w:rPr>
-          <w:rFonts w:asciiTheme="majorHAnsi" w:hAnsiTheme="majorHAnsi" w:cstheme="majorHAnsi"/>
-          <w:sz w:val="18"/>
-          <w:szCs w:val="18"/>
-          <w:rtl/>
-        </w:rPr>
-      </w:pPr>
-    </w:p>
-    <w:p>
-      <w:pPr>
-        <w:spacing w:line="240" w:lineRule="auto"/>
-        <w:rPr>
-          <w:rFonts w:asciiTheme="majorHAnsi" w:hAnsiTheme="majorHAnsi" w:cstheme="majorHAnsi"/>
-          <w:b/>
-          <w:bCs/>
-          <w:color w:val="990033"/>
-          <w:sz w:val="18"/>
-          <w:szCs w:val="18"/>
-          <w:rtl/>
-        </w:rPr>
-      </w:pPr>
-      <w:r>
-        <w:rPr>
-          <w:rFonts w:asciiTheme="majorHAnsi" w:hAnsiTheme="majorHAnsi" w:cstheme="majorHAnsi"/>
-          <w:b/>
-          <w:bCs/>
-          <w:color w:val="990033"/>
-          <w:sz w:val="18"/>
-          <w:szCs w:val="18"/>
-        </w:rPr>
-        <w:t xml:space="preserve">Contributions </w:t>
-      </w:r>
-      <w:r>
-        <w:rPr>
-          <w:rFonts w:asciiTheme="majorHAnsi" w:hAnsiTheme="majorHAnsi" w:cstheme="majorHAnsi"/>
-          <w:b/>
-          <w:bCs/>
-          <w:color w:val="990033"/>
-          <w:sz w:val="18"/>
-          <w:szCs w:val="18"/>
-          <w:rtl/>
-        </w:rPr>
-        <w:t xml:space="preserve"> תרומה</w:t>
-      </w:r>
-    </w:p>
-    <w:p>
-      <w:pPr>
-        <w:spacing w:line="240" w:lineRule="auto"/>
-        <w:rPr>
-          <w:rFonts w:asciiTheme="majorHAnsi" w:hAnsiTheme="majorHAnsi" w:cstheme="majorHAnsi"/>
-          <w:sz w:val="18"/>
-          <w:szCs w:val="18"/>
-          <w:rtl/>
-        </w:rPr>
-      </w:pPr>
-      <w:r>
-        <w:rPr>
-          <w:rFonts w:asciiTheme="majorHAnsi" w:hAnsiTheme="majorHAnsi" w:cstheme="majorHAnsi"/>
-          <w:sz w:val="18"/>
-          <w:szCs w:val="18"/>
-        </w:rPr>
-        <w:t>Id</w:t>
-      </w:r>
-    </w:p>
-    <w:p>
-      <w:pPr>
-        <w:spacing w:line="240" w:lineRule="auto"/>
-        <w:rPr>
-          <w:rFonts w:asciiTheme="majorHAnsi" w:hAnsiTheme="majorHAnsi" w:cstheme="majorHAnsi"/>
-          <w:sz w:val="18"/>
-          <w:szCs w:val="18"/>
-        </w:rPr>
-      </w:pPr>
-      <w:r>
-        <w:rPr>
-          <w:rFonts w:asciiTheme="majorHAnsi" w:hAnsiTheme="majorHAnsi" w:cstheme="majorHAnsi"/>
-          <w:sz w:val="18"/>
-          <w:szCs w:val="18"/>
-        </w:rPr>
-        <w:t>Sum</w:t>
-      </w:r>
-      <w:r>
-        <w:rPr>
-          <w:rFonts w:asciiTheme="majorHAnsi" w:hAnsiTheme="majorHAnsi" w:cstheme="majorHAnsi"/>
-          <w:sz w:val="18"/>
-          <w:szCs w:val="18"/>
-          <w:rtl/>
-        </w:rPr>
-        <w:t xml:space="preserve"> סכום</w:t>
-      </w:r>
-    </w:p>
-    <w:p>
-      <w:pPr>
-        <w:spacing w:line="240" w:lineRule="auto"/>
-        <w:rPr>
-          <w:rFonts w:asciiTheme="majorHAnsi" w:hAnsiTheme="majorHAnsi" w:cstheme="majorHAnsi"/>
-          <w:sz w:val="18"/>
-          <w:szCs w:val="18"/>
-          <w:rtl/>
-        </w:rPr>
-      </w:pPr>
-      <w:r>
-        <w:rPr>
-          <w:rFonts w:asciiTheme="majorHAnsi" w:hAnsiTheme="majorHAnsi" w:cstheme="majorHAnsi"/>
-          <w:sz w:val="18"/>
-          <w:szCs w:val="18"/>
-        </w:rPr>
-        <w:t>De</w:t>
-      </w:r>
-      <w:r>
-        <w:rPr>
-          <w:rFonts w:asciiTheme="majorHAnsi" w:hAnsiTheme="majorHAnsi" w:cstheme="majorHAnsi"/>
-          <w:sz w:val="18"/>
-          <w:szCs w:val="18"/>
-        </w:rPr>
-        <w:t>t</w:t>
-      </w:r>
-      <w:r>
-        <w:rPr>
-          <w:rFonts w:asciiTheme="majorHAnsi" w:hAnsiTheme="majorHAnsi" w:cstheme="majorHAnsi"/>
-          <w:sz w:val="18"/>
-          <w:szCs w:val="18"/>
-        </w:rPr>
-        <w:t>ails</w:t>
-      </w:r>
-      <w:r>
-        <w:rPr>
-          <w:rFonts w:asciiTheme="majorHAnsi" w:hAnsiTheme="majorHAnsi" w:cstheme="majorHAnsi"/>
-          <w:sz w:val="18"/>
-          <w:szCs w:val="18"/>
-        </w:rPr>
-        <w:t xml:space="preserve"> </w:t>
-      </w:r>
-      <w:r>
-        <w:rPr>
-          <w:rFonts w:asciiTheme="majorHAnsi" w:hAnsiTheme="majorHAnsi" w:cstheme="majorHAnsi"/>
-          <w:sz w:val="18"/>
-          <w:szCs w:val="18"/>
-        </w:rPr>
-        <w:t>(cash,visa)</w:t>
-      </w:r>
-      <w:r>
-        <w:rPr>
-          <w:rFonts w:asciiTheme="majorHAnsi" w:hAnsiTheme="majorHAnsi" w:cstheme="majorHAnsi"/>
-          <w:sz w:val="18"/>
-          <w:szCs w:val="18"/>
-          <w:rtl/>
-        </w:rPr>
-        <w:t xml:space="preserve"> פרטי התרומה</w:t>
-      </w:r>
-      <w:r>
-        <w:rPr>
-          <w:rFonts w:asciiTheme="majorHAnsi" w:hAnsiTheme="majorHAnsi" w:cstheme="majorHAnsi"/>
-          <w:sz w:val="18"/>
-          <w:szCs w:val="18"/>
-          <w:rtl/>
-        </w:rPr>
-        <w:t xml:space="preserve"> </w:t>
-      </w:r>
-    </w:p>
-    <w:p>
-      <w:pPr>
-        <w:spacing w:line="240" w:lineRule="auto"/>
-        <w:rPr>
-          <w:rFonts w:asciiTheme="majorHAnsi" w:hAnsiTheme="majorHAnsi" w:cstheme="majorHAnsi"/>
-          <w:sz w:val="18"/>
-          <w:szCs w:val="18"/>
-        </w:rPr>
-      </w:pPr>
-      <w:r>
-        <w:rPr>
-          <w:rFonts w:asciiTheme="majorHAnsi" w:hAnsiTheme="majorHAnsi" w:cstheme="majorHAnsi"/>
-          <w:sz w:val="18"/>
-          <w:szCs w:val="18"/>
-        </w:rPr>
-        <w:t>Date &amp;hour</w:t>
-      </w:r>
-      <w:r>
-        <w:rPr>
-          <w:rFonts w:asciiTheme="majorHAnsi" w:hAnsiTheme="majorHAnsi" w:cstheme="majorHAnsi"/>
-          <w:sz w:val="18"/>
-          <w:szCs w:val="18"/>
-          <w:rtl/>
-        </w:rPr>
-        <w:t xml:space="preserve"> תאריך ושעה</w:t>
-      </w:r>
-    </w:p>
-    <w:p>
-      <w:pPr>
-        <w:spacing w:line="240" w:lineRule="auto"/>
-        <w:rPr>
-          <w:rFonts w:asciiTheme="majorHAnsi" w:hAnsiTheme="majorHAnsi" w:cstheme="majorHAnsi"/>
-          <w:sz w:val="18"/>
-          <w:szCs w:val="18"/>
-          <w:rtl/>
-        </w:rPr>
-      </w:pPr>
-      <w:r>
-        <w:rPr>
-          <w:rFonts w:asciiTheme="majorHAnsi" w:hAnsiTheme="majorHAnsi" w:cstheme="majorHAnsi"/>
-          <w:sz w:val="18"/>
-          <w:szCs w:val="18"/>
-        </w:rPr>
-        <w:t>D</w:t>
-      </w:r>
-      <w:r>
-        <w:rPr>
-          <w:rFonts w:asciiTheme="majorHAnsi" w:hAnsiTheme="majorHAnsi" w:cstheme="majorHAnsi"/>
-          <w:sz w:val="18"/>
-          <w:szCs w:val="18"/>
-        </w:rPr>
-        <w:t>onor</w:t>
-      </w:r>
-      <w:r>
-        <w:rPr>
-          <w:rFonts w:asciiTheme="majorHAnsi" w:hAnsiTheme="majorHAnsi" w:cstheme="majorHAnsi"/>
-          <w:sz w:val="18"/>
-          <w:szCs w:val="18"/>
-        </w:rPr>
-        <w:t>(user)</w:t>
-      </w:r>
-      <w:r>
-        <w:rPr>
-          <w:rFonts w:asciiTheme="majorHAnsi" w:hAnsiTheme="majorHAnsi" w:cstheme="majorHAnsi"/>
-          <w:sz w:val="18"/>
-          <w:szCs w:val="18"/>
-          <w:rtl/>
-        </w:rPr>
-        <w:t xml:space="preserve"> התורם</w:t>
-      </w:r>
-    </w:p>
-    <w:p>
-      <w:pPr>
-        <w:spacing w:line="240" w:lineRule="auto"/>
-        <w:rPr>
-          <w:rFonts w:asciiTheme="majorHAnsi" w:hAnsiTheme="majorHAnsi" w:cstheme="majorHAnsi"/>
-          <w:sz w:val="18"/>
-          <w:szCs w:val="18"/>
-          <w:rtl/>
-        </w:rPr>
-      </w:pPr>
-      <w:r>
-        <w:rPr>
-          <w:rFonts w:asciiTheme="majorHAnsi" w:hAnsiTheme="majorHAnsi" w:cstheme="majorHAnsi"/>
-          <w:sz w:val="18"/>
-          <w:szCs w:val="18"/>
-        </w:rPr>
-        <w:t>N</w:t>
-      </w:r>
-      <w:r>
-        <w:rPr>
-          <w:rFonts w:asciiTheme="majorHAnsi" w:hAnsiTheme="majorHAnsi" w:cstheme="majorHAnsi"/>
-          <w:sz w:val="18"/>
-          <w:szCs w:val="18"/>
-        </w:rPr>
-        <w:t>ame</w:t>
-      </w:r>
-      <w:r>
-        <w:rPr>
-          <w:rFonts w:asciiTheme="majorHAnsi" w:hAnsiTheme="majorHAnsi" w:cstheme="majorHAnsi"/>
-          <w:sz w:val="18"/>
-          <w:szCs w:val="18"/>
-        </w:rPr>
-        <w:t xml:space="preserve"> for praying</w:t>
-      </w:r>
-      <w:r>
-        <w:rPr>
-          <w:rFonts w:asciiTheme="majorHAnsi" w:hAnsiTheme="majorHAnsi" w:cstheme="majorHAnsi"/>
-          <w:sz w:val="18"/>
-          <w:szCs w:val="18"/>
-          <w:rtl/>
-        </w:rPr>
-        <w:t xml:space="preserve"> שם לתפילה</w:t>
-      </w:r>
-    </w:p>
-    <w:p>
-      <w:pPr>
-        <w:spacing w:line="240" w:lineRule="auto"/>
-        <w:rPr>
-          <w:rFonts w:asciiTheme="majorHAnsi" w:hAnsiTheme="majorHAnsi" w:cstheme="majorHAnsi"/>
-          <w:sz w:val="18"/>
-          <w:szCs w:val="18"/>
-          <w:rtl/>
-        </w:rPr>
-      </w:pPr>
-      <w:r>
-        <w:rPr>
-          <w:rFonts w:asciiTheme="majorHAnsi" w:hAnsiTheme="majorHAnsi" w:cstheme="majorHAnsi"/>
-          <w:sz w:val="18"/>
-          <w:szCs w:val="18"/>
-          <w:rtl/>
-        </w:rPr>
-        <w:t xml:space="preserve"> </w:t>
-      </w:r>
-      <w:r>
-        <w:rPr>
-          <w:rFonts w:asciiTheme="majorHAnsi" w:hAnsiTheme="majorHAnsi" w:cstheme="majorHAnsi"/>
-          <w:sz w:val="18"/>
-          <w:szCs w:val="18"/>
-        </w:rPr>
-        <w:t xml:space="preserve"> Way contributing</w:t>
-      </w:r>
-      <w:r>
-        <w:rPr>
-          <w:rFonts w:asciiTheme="majorHAnsi" w:hAnsiTheme="majorHAnsi" w:cstheme="majorHAnsi"/>
-          <w:sz w:val="18"/>
-          <w:szCs w:val="18"/>
-          <w:rtl/>
-        </w:rPr>
-        <w:t>איך תרם(נדרים פלוס ,טלפוני )</w:t>
-      </w:r>
-    </w:p>
-    <w:p>
-      <w:pPr>
-        <w:shd w:val="clear" w:color="auto" w:fill="FFFFFF"/>
-        <w:bidi w:val="0"/>
-        <w:spacing w:before="240" w:after="240" w:line="240" w:lineRule="auto"/>
-        <w:jc w:val="right"/>
-        <w:outlineLvl w:val="3"/>
-        <w:rPr>
-          <w:rFonts w:asciiTheme="majorHAnsi" w:hAnsiTheme="majorHAnsi" w:cstheme="majorHAnsi"/>
-          <w:b/>
-          <w:bCs/>
-          <w:color w:val="008080"/>
-          <w:sz w:val="18"/>
-          <w:szCs w:val="18"/>
-          <w:rtl/>
-        </w:rPr>
-      </w:pPr>
-      <w:r>
-        <w:rPr>
-          <w:rFonts w:asciiTheme="majorHAnsi" w:hAnsiTheme="majorHAnsi" w:cstheme="majorHAnsi"/>
-          <w:b/>
-          <w:bCs/>
-          <w:color w:val="008080"/>
-          <w:sz w:val="18"/>
-          <w:szCs w:val="18"/>
-        </w:rPr>
-        <w:t>Routes</w:t>
-      </w:r>
-    </w:p>
-    <w:p>
-      <w:pPr>
-        <w:shd w:val="clear" w:color="auto" w:fill="FFFFFF"/>
-        <w:bidi w:val="0"/>
-        <w:spacing w:before="240" w:after="240" w:line="240" w:lineRule="auto"/>
-        <w:jc w:val="right"/>
-        <w:outlineLvl w:val="3"/>
-        <w:rPr>
-          <w:rFonts w:asciiTheme="majorHAnsi" w:hAnsiTheme="majorHAnsi" w:cstheme="majorHAnsi"/>
-          <w:sz w:val="18"/>
-          <w:szCs w:val="18"/>
-        </w:rPr>
-      </w:pPr>
-      <w:r>
-        <w:rPr>
-          <w:rFonts w:asciiTheme="majorHAnsi" w:hAnsiTheme="majorHAnsi" w:cstheme="majorHAnsi"/>
-          <w:b/>
-          <w:bCs/>
-          <w:color w:val="990033"/>
-          <w:sz w:val="18"/>
-          <w:szCs w:val="18"/>
-        </w:rPr>
-        <w:t>Get :</w:t>
-      </w:r>
-      <w:r>
-        <w:rPr>
-          <w:rFonts w:asciiTheme="majorHAnsi" w:hAnsiTheme="majorHAnsi" w:cstheme="majorHAnsi"/>
-          <w:sz w:val="18"/>
-          <w:szCs w:val="18"/>
-        </w:rPr>
-        <w:t>https://erovin.co.il//</w:t>
-      </w:r>
-      <w:r>
-        <w:rPr>
-          <w:rFonts w:asciiTheme="majorHAnsi" w:hAnsiTheme="majorHAnsi" w:cstheme="majorHAnsi"/>
-          <w:sz w:val="18"/>
-          <w:szCs w:val="18"/>
-        </w:rPr>
-        <w:t xml:space="preserve">contribution </w:t>
-      </w:r>
-    </w:p>
-    <w:p>
-      <w:pPr>
-        <w:shd w:val="clear" w:color="auto" w:fill="FFFFFF"/>
-        <w:bidi w:val="0"/>
-        <w:spacing w:before="240" w:after="240" w:line="240" w:lineRule="auto"/>
-        <w:jc w:val="right"/>
-        <w:outlineLvl w:val="3"/>
-        <w:rPr>
-          <w:rFonts w:asciiTheme="majorHAnsi" w:hAnsiTheme="majorHAnsi" w:cstheme="majorHAnsi"/>
-          <w:sz w:val="18"/>
-          <w:szCs w:val="18"/>
-        </w:rPr>
-      </w:pPr>
-      <w:r>
-        <w:rPr>
-          <w:rFonts w:asciiTheme="majorHAnsi" w:hAnsiTheme="majorHAnsi" w:cstheme="majorHAnsi"/>
-          <w:b/>
-          <w:bCs/>
-          <w:color w:val="990033"/>
-          <w:sz w:val="18"/>
-          <w:szCs w:val="18"/>
-        </w:rPr>
-        <w:t>Get id :</w:t>
-      </w:r>
-      <w:r>
-        <w:rPr>
-          <w:rFonts w:asciiTheme="majorHAnsi" w:hAnsiTheme="majorHAnsi" w:cstheme="majorHAnsi"/>
-          <w:sz w:val="18"/>
-          <w:szCs w:val="18"/>
-        </w:rPr>
-        <w:t>https://erovin.co.il//</w:t>
-      </w:r>
-      <w:r>
-        <w:rPr>
-          <w:rFonts w:asciiTheme="majorHAnsi" w:hAnsiTheme="majorHAnsi" w:cstheme="majorHAnsi"/>
-          <w:sz w:val="18"/>
-          <w:szCs w:val="18"/>
-        </w:rPr>
-        <w:t xml:space="preserve">contribution </w:t>
-      </w:r>
-      <w:r>
-        <w:rPr>
-          <w:rFonts w:asciiTheme="majorHAnsi" w:hAnsiTheme="majorHAnsi" w:cstheme="majorHAnsi"/>
-          <w:sz w:val="18"/>
-          <w:szCs w:val="18"/>
-        </w:rPr>
-        <w:t>/1</w:t>
-      </w:r>
-    </w:p>
-    <w:p>
-      <w:pPr>
-        <w:shd w:val="clear" w:color="auto" w:fill="FFFFFF"/>
-        <w:bidi w:val="0"/>
-        <w:spacing w:before="240" w:after="240" w:line="240" w:lineRule="auto"/>
-        <w:jc w:val="right"/>
-        <w:outlineLvl w:val="3"/>
-        <w:rPr>
-          <w:rFonts w:asciiTheme="majorHAnsi" w:hAnsiTheme="majorHAnsi" w:cstheme="majorHAnsi"/>
-          <w:sz w:val="18"/>
-          <w:szCs w:val="18"/>
-        </w:rPr>
-      </w:pPr>
-      <w:r>
-        <w:rPr>
-          <w:rFonts w:asciiTheme="majorHAnsi" w:hAnsiTheme="majorHAnsi" w:cstheme="majorHAnsi"/>
-          <w:b/>
-          <w:bCs/>
-          <w:color w:val="990033"/>
-          <w:sz w:val="18"/>
-          <w:szCs w:val="18"/>
-        </w:rPr>
-        <w:t>Get</w:t>
-      </w:r>
-      <w:r>
-        <w:rPr>
-          <w:rFonts w:asciiTheme="majorHAnsi" w:hAnsiTheme="majorHAnsi" w:cstheme="majorHAnsi"/>
-          <w:b/>
-          <w:bCs/>
-          <w:color w:val="990033"/>
-          <w:sz w:val="18"/>
-          <w:szCs w:val="18"/>
-        </w:rPr>
-        <w:t xml:space="preserve"> name for praying</w:t>
-      </w:r>
-      <w:r>
-        <w:rPr>
-          <w:rFonts w:asciiTheme="majorHAnsi" w:hAnsiTheme="majorHAnsi" w:cstheme="majorHAnsi"/>
-          <w:b/>
-          <w:bCs/>
-          <w:color w:val="990033"/>
-          <w:sz w:val="18"/>
-          <w:szCs w:val="18"/>
-        </w:rPr>
-        <w:t xml:space="preserve"> :</w:t>
-      </w:r>
-      <w:r>
-        <w:rPr>
-          <w:rFonts w:asciiTheme="majorHAnsi" w:hAnsiTheme="majorHAnsi" w:cstheme="majorHAnsi"/>
-          <w:sz w:val="18"/>
-          <w:szCs w:val="18"/>
-        </w:rPr>
-        <w:t>https://erovin.co.il//contribution /1/</w:t>
-      </w:r>
-      <w:r>
-        <w:rPr>
-          <w:rFonts w:asciiTheme="majorHAnsi" w:hAnsiTheme="majorHAnsi" w:cstheme="majorHAnsi"/>
-          <w:sz w:val="18"/>
-          <w:szCs w:val="18"/>
-        </w:rPr>
-        <w:t>NameForPraying</w:t>
-      </w:r>
-    </w:p>
-    <w:p>
-      <w:pPr>
-        <w:shd w:val="clear" w:color="auto" w:fill="FFFFFF"/>
-        <w:bidi w:val="0"/>
-        <w:spacing w:before="240" w:after="240" w:line="240" w:lineRule="auto"/>
-        <w:jc w:val="right"/>
-        <w:outlineLvl w:val="3"/>
-        <w:rPr>
-          <w:rFonts w:asciiTheme="majorHAnsi" w:hAnsiTheme="majorHAnsi" w:cstheme="majorHAnsi"/>
-          <w:sz w:val="18"/>
-          <w:szCs w:val="18"/>
-        </w:rPr>
-      </w:pPr>
-      <w:r>
-        <w:rPr>
-          <w:rFonts w:asciiTheme="majorHAnsi" w:hAnsiTheme="majorHAnsi" w:cstheme="majorHAnsi"/>
-          <w:b/>
-          <w:bCs/>
-          <w:color w:val="990033"/>
-          <w:sz w:val="18"/>
-          <w:szCs w:val="18"/>
-        </w:rPr>
         <w:t xml:space="preserve">Put: </w:t>
       </w:r>
-      <w:hyperlink r:id="rId12" w:history="1">
+      <w:hyperlink r:id="rId10" w:history="1">
         <w:r>
           <w:rPr>
             <w:rStyle w:val="Hyperlink"/>
@@ -3228,7 +2853,7 @@
         </w:rPr>
         <w:t xml:space="preserve"> </w:t>
       </w:r>
-      <w:hyperlink r:id="rId13" w:history="1">
+      <w:hyperlink r:id="rId11" w:history="1">
         <w:r>
           <w:rPr>
             <w:rStyle w:val="Hyperlink"/>
@@ -3274,7 +2899,7 @@
         </w:rPr>
         <w:t>Delete :</w:t>
       </w:r>
-      <w:hyperlink r:id="rId14" w:history="1">
+      <w:hyperlink r:id="rId12" w:history="1">
         <w:r>
           <w:rPr>
             <w:rStyle w:val="Hyperlink"/>
@@ -3287,28 +2912,6 @@
           <w:t>https://erovin.co.il//contribution /1</w:t>
         </w:r>
       </w:hyperlink>
-    </w:p>
-    <w:p>
-      <w:pPr>
-        <w:spacing w:line="240" w:lineRule="auto"/>
-        <w:rPr>
-          <w:rFonts w:asciiTheme="majorHAnsi" w:hAnsiTheme="majorHAnsi" w:cstheme="majorHAnsi"/>
-          <w:sz w:val="18"/>
-          <w:szCs w:val="18"/>
-          <w:rtl/>
-        </w:rPr>
-      </w:pPr>
-    </w:p>
-    <w:p>
-      <w:pPr>
-        <w:spacing w:line="240" w:lineRule="auto"/>
-        <w:rPr>
-          <w:rFonts w:asciiTheme="majorHAnsi" w:hAnsiTheme="majorHAnsi" w:cstheme="majorHAnsi"/>
-          <w:sz w:val="18"/>
-          <w:szCs w:val="18"/>
-          <w:rtl/>
-        </w:rPr>
-      </w:pPr>
     </w:p>
     <w:p>
       <w:pPr>
